--- a/Dbbb-Ebc/B307-Clm.docx
+++ b/Dbbb-Ebc/B307-Clm.docx
@@ -12057,16 +12057,235 @@
         <w:shd w:val="clear" w:color="auto" w:fill="FFFFFF"/>
         <w:suppressAutoHyphens w:val="0"/>
         <w:spacing w:before="120"/>
-        <w:jc w:val="center"/>
-      </w:pPr>
-      <w:r>
+        <w:jc w:val="both"/>
         <w:rPr>
           <w:rFonts w:ascii="Gentium" w:hAnsi="Gentium" w:cs="Gentium"/>
           <w:i/>
           <w:iCs/>
-          <w:color w:val="000000"/>
-        </w:rPr>
-        <w:t>[Verses 6:83–86 are not legible in the manuscript used for this translation.]</w:t>
+          <w:color w:val="7030A0"/>
+        </w:rPr>
+      </w:pPr>
+      <w:r>
+        <w:rPr>
+          <w:rFonts w:ascii="Gentium" w:hAnsi="Gentium" w:cs="Gentium"/>
+          <w:b/>
+          <w:bCs/>
+          <w:i/>
+          <w:iCs/>
+          <w:color w:val="EE0000"/>
+          <w:vertAlign w:val="superscript"/>
+        </w:rPr>
+        <w:t>83</w:t>
+      </w:r>
+      <w:r>
+        <w:rPr>
+          <w:rFonts w:ascii="Gentium" w:hAnsi="Gentium" w:cs="Gentium"/>
+          <w:i/>
+          <w:iCs/>
+          <w:color w:val="EE0000"/>
+        </w:rPr>
+        <w:t> </w:t>
+      </w:r>
+      <w:r>
+        <w:rPr>
+          <w:rFonts w:ascii="Gentium" w:hAnsi="Gentium" w:cs="Gentium"/>
+          <w:i/>
+          <w:iCs/>
+          <w:color w:val="7030A0"/>
+        </w:rPr>
+        <w:t xml:space="preserve">I created him, as I said previously, at the first hour on Sunday. His fall took place at the first hour on Friday. </w:t>
+      </w:r>
+      <w:r>
+        <w:rPr>
+          <w:rFonts w:ascii="Gentium" w:hAnsi="Gentium" w:cs="Gentium"/>
+          <w:b/>
+          <w:bCs/>
+          <w:i/>
+          <w:iCs/>
+          <w:color w:val="EE0000"/>
+          <w:vertAlign w:val="superscript"/>
+        </w:rPr>
+        <w:t>84</w:t>
+      </w:r>
+      <w:r>
+        <w:rPr>
+          <w:rFonts w:ascii="Gentium" w:hAnsi="Gentium" w:cs="Gentium"/>
+          <w:i/>
+          <w:iCs/>
+          <w:color w:val="EE0000"/>
+        </w:rPr>
+        <w:t> </w:t>
+      </w:r>
+      <w:r>
+        <w:rPr>
+          <w:rFonts w:ascii="Gentium" w:hAnsi="Gentium" w:cs="Gentium"/>
+          <w:i/>
+          <w:iCs/>
+          <w:color w:val="7030A0"/>
+        </w:rPr>
+        <w:t xml:space="preserve">From the beginning, I knew that Gabriel, who was the humblest of all the angels, would become their chief. When I created him, I did not appoint him chief of the angels, so that he would not know my purpose, for all my work is justice, righteousness, and mercy. When Satan fell, I placed the angel Gabriel in his position, upon the very throne Satan had occupied. I appointed him chief over all the angels, placed him in my majestic dwelling, and charged him with announcing salvation and peace. </w:t>
+      </w:r>
+      <w:r>
+        <w:rPr>
+          <w:rFonts w:ascii="Gentium" w:hAnsi="Gentium" w:cs="Gentium"/>
+          <w:b/>
+          <w:bCs/>
+          <w:i/>
+          <w:iCs/>
+          <w:color w:val="EE0000"/>
+          <w:vertAlign w:val="superscript"/>
+        </w:rPr>
+        <w:t>85</w:t>
+      </w:r>
+      <w:r>
+        <w:rPr>
+          <w:rFonts w:ascii="Gentium" w:hAnsi="Gentium" w:cs="Gentium"/>
+          <w:i/>
+          <w:iCs/>
+          <w:color w:val="EE0000"/>
+        </w:rPr>
+        <w:t> </w:t>
+      </w:r>
+      <w:r>
+        <w:rPr>
+          <w:rFonts w:ascii="Gentium" w:hAnsi="Gentium" w:cs="Gentium"/>
+          <w:i/>
+          <w:iCs/>
+          <w:color w:val="7030A0"/>
+        </w:rPr>
+        <w:t xml:space="preserve">As for Michael, I appointed him over the armies of warriors equipped for punishment and wrath. </w:t>
+      </w:r>
+      <w:r>
+        <w:rPr>
+          <w:rFonts w:ascii="Gentium" w:hAnsi="Gentium" w:cs="Gentium"/>
+          <w:b/>
+          <w:bCs/>
+          <w:i/>
+          <w:iCs/>
+          <w:color w:val="EE0000"/>
+          <w:vertAlign w:val="superscript"/>
+        </w:rPr>
+        <w:t>86</w:t>
+      </w:r>
+      <w:r>
+        <w:rPr>
+          <w:rFonts w:ascii="Gentium" w:hAnsi="Gentium" w:cs="Gentium"/>
+          <w:i/>
+          <w:iCs/>
+          <w:color w:val="EE0000"/>
+        </w:rPr>
+        <w:t> </w:t>
+      </w:r>
+      <w:r>
+        <w:rPr>
+          <w:rFonts w:ascii="Gentium" w:hAnsi="Gentium" w:cs="Gentium"/>
+          <w:i/>
+          <w:iCs/>
+          <w:color w:val="7030A0"/>
+        </w:rPr>
+        <w:t>Raphael and Suriel are charged with announcing my commands. Both stand beside my dwelling, offering praise and interceding for all sinners who believe in me.</w:t>
+      </w:r>
+    </w:p>
+    <w:p>
+      <w:pPr>
+        <w:shd w:val="clear" w:color="auto" w:fill="FFFFFF"/>
+        <w:spacing w:before="120"/>
+        <w:ind w:left="2835" w:right="2835"/>
+        <w:jc w:val="center"/>
+        <w:rPr>
+          <w:rFonts w:ascii="Gentium" w:hAnsi="Gentium" w:cs="Gentium"/>
+          <w:i/>
+          <w:iCs/>
+          <w:color w:val="7030A0"/>
+        </w:rPr>
+      </w:pPr>
+      <w:r>
+        <w:rPr>
+          <w:rFonts w:ascii="Gentium" w:hAnsi="Gentium" w:cs="Gentium"/>
+          <w:i/>
+          <w:iCs/>
+          <w:color w:val="7030A0"/>
+        </w:rPr>
+        <w:t>[Verses 6:83–86 are not legible in the manuscript used for this translation</w:t>
+      </w:r>
+      <w:r>
+        <w:rPr>
+          <w:rFonts w:ascii="Gentium" w:hAnsi="Gentium" w:cs="Gentium"/>
+          <w:i/>
+          <w:iCs/>
+          <w:color w:val="7030A0"/>
+        </w:rPr>
+        <w:t>,</w:t>
+      </w:r>
+      <w:r>
+        <w:rPr>
+          <w:rFonts w:ascii="Gentium" w:hAnsi="Gentium" w:cs="Gentium"/>
+          <w:i/>
+          <w:iCs/>
+          <w:color w:val="7030A0"/>
+        </w:rPr>
+        <w:t xml:space="preserve"> and are here restored from </w:t>
+      </w:r>
+      <w:r>
+        <w:rPr>
+          <w:rFonts w:ascii="Gentium" w:hAnsi="Gentium" w:cs="Gentium"/>
+          <w:i/>
+          <w:iCs/>
+          <w:noProof/>
+          <w:color w:val="7030A0"/>
+          <w:lang w:val="fr-FR"/>
+        </w:rPr>
+        <w:t>Grébaut</w:t>
+      </w:r>
+      <w:r>
+        <w:rPr>
+          <w:rFonts w:ascii="Gentium" w:hAnsi="Gentium" w:cs="Gentium"/>
+          <w:i/>
+          <w:iCs/>
+          <w:noProof/>
+          <w:color w:val="7030A0"/>
+          <w:lang w:val="fr-FR"/>
+        </w:rPr>
+        <w:t xml:space="preserve">’s </w:t>
+      </w:r>
+      <w:r>
+        <w:rPr>
+          <w:rFonts w:ascii="Gentium" w:hAnsi="Gentium" w:cs="Gentium"/>
+          <w:i/>
+          <w:iCs/>
+          <w:color w:val="7030A0"/>
+        </w:rPr>
+        <w:t>French translation in,</w:t>
+      </w:r>
+      <w:r>
+        <w:rPr>
+          <w:rFonts w:ascii="Gentium" w:hAnsi="Gentium" w:cs="Gentium"/>
+          <w:i/>
+          <w:iCs/>
+          <w:color w:val="7030A0"/>
+        </w:rPr>
+        <w:t xml:space="preserve"> </w:t>
+      </w:r>
+      <w:r>
+        <w:rPr>
+          <w:rFonts w:ascii="Gentium" w:hAnsi="Gentium" w:cs="Gentium"/>
+          <w:i/>
+          <w:iCs/>
+          <w:noProof/>
+          <w:color w:val="7030A0"/>
+          <w:u w:val="single"/>
+          <w:lang w:val="fr-FR"/>
+        </w:rPr>
+        <w:t>Revue de l'Orient Chrétien 1912: Vol 17</w:t>
+      </w:r>
+      <w:r>
+        <w:rPr>
+          <w:rFonts w:ascii="Gentium" w:hAnsi="Gentium" w:cs="Gentium"/>
+          <w:i/>
+          <w:iCs/>
+          <w:color w:val="7030A0"/>
+        </w:rPr>
+        <w:t>.]</w:t>
       </w:r>
     </w:p>
     <w:p>
@@ -12226,7 +12445,15 @@
           <w:rFonts w:ascii="Gentium" w:hAnsi="Gentium" w:cs="Gentium"/>
           <w:color w:val="000000"/>
         </w:rPr>
-        <w:t xml:space="preserve">Nevertheless, I created Adam with love and mercy,” he said to me. And he said, “Peter, there is a matter you ought to know: A farmer, when he sows seed, might grieve for a time if he loses some seed. But when it yields thirty, sixty, or a hundredfold in one harvest, he rejoices.” He shall remember the grief of the former; likewise, I too have created Adam. I have made him rise, and I have brought him back from death. When my command was disregarded, however, I brought death upon him, and I did not grieve for him (for creating him). </w:t>
+        <w:t xml:space="preserve">Nevertheless, I created Adam with love and mercy,” he said </w:t>
+      </w:r>
+      <w:r>
+        <w:rPr>
+          <w:rFonts w:ascii="Gentium" w:hAnsi="Gentium" w:cs="Gentium"/>
+          <w:color w:val="000000"/>
+        </w:rPr>
+        <w:lastRenderedPageBreak/>
+        <w:t xml:space="preserve">to me. And he said, “Peter, there is a matter you ought to know: A farmer, when he sows seed, might grieve for a time if he loses some seed. But when it yields thirty, sixty, or a hundredfold in one harvest, he rejoices.” He shall remember the grief of the former; likewise, I too have created Adam. I have made him rise, and I have brought him back from death. When my command was disregarded, however, I brought death upon him, and I did not grieve for him (for creating him). </w:t>
       </w:r>
       <w:r>
         <w:rPr>
@@ -12274,15 +12501,7 @@
           <w:rFonts w:ascii="Gentium" w:hAnsi="Gentium" w:cs="Gentium"/>
           <w:color w:val="000000"/>
         </w:rPr>
-        <w:t xml:space="preserve">I said, “If you eat from the tree, you shall surely die. If you do not heed my word and do not keep my command, I will expel </w:t>
-      </w:r>
-      <w:r>
-        <w:rPr>
-          <w:rFonts w:ascii="Gentium" w:hAnsi="Gentium" w:cs="Gentium"/>
-          <w:color w:val="000000"/>
-        </w:rPr>
-        <w:lastRenderedPageBreak/>
-        <w:t>you from paradise and make you dwell on the cursed earth. Because the earth is cursed, it will produce thorns and thistles for you. If you do not eat from the forbidden tree, and keep my command, you will not die but will live happily forever. you will lead the happiest life.</w:t>
+        <w:t>I said, “If you eat from the tree, you shall surely die. If you do not heed my word and do not keep my command, I will expel you from paradise and make you dwell on the cursed earth. Because the earth is cursed, it will produce thorns and thistles for you. If you do not eat from the forbidden tree, and keep my command, you will not die but will live happily forever. you will lead the happiest life.</w:t>
       </w:r>
     </w:p>
     <w:p>
@@ -12544,7 +12763,15 @@
           <w:rFonts w:ascii="Gentium" w:hAnsi="Gentium" w:cs="Gentium"/>
           <w:color w:val="000000"/>
         </w:rPr>
-        <w:t>There is no trace for their feet, and their flight is swifter than the winds. They are sent to fulfil my mysteries, and they protect those baptised in the name of the Father, the Son, and the Holy Spirit. To all who believe in me and are baptised in my name, these angels provide protection. For each Christian, two guardian angels are sent; they guard them on the left and the right, ensuring they are kept from all evil. However, for those who do not believe in me, I will remove them from my forgiveness and mercy.”</w:t>
+        <w:t xml:space="preserve">There is no trace for their feet, and their flight is swifter than the winds. They are sent to fulfil my mysteries, and they protect those baptised in the name of the Father, the Son, and the Holy Spirit. To all who believe in me and are baptised in my name, these </w:t>
+      </w:r>
+      <w:r>
+        <w:rPr>
+          <w:rFonts w:ascii="Gentium" w:hAnsi="Gentium" w:cs="Gentium"/>
+          <w:color w:val="000000"/>
+        </w:rPr>
+        <w:lastRenderedPageBreak/>
+        <w:t>angels provide protection. For each Christian, two guardian angels are sent; they guard them on the left and the right, ensuring they are kept from all evil. However, for those who do not believe in me, I will remove them from my forgiveness and mercy.”</w:t>
       </w:r>
     </w:p>
     <w:p>
@@ -12624,15 +12851,7 @@
           <w:rFonts w:ascii="Gentium" w:hAnsi="Gentium" w:cs="Gentium"/>
           <w:color w:val="000000"/>
         </w:rPr>
-        <w:t xml:space="preserve">In Eden, is there food and drink for us, and are there many trees </w:t>
-      </w:r>
-      <w:r>
-        <w:rPr>
-          <w:rFonts w:ascii="Gentium" w:hAnsi="Gentium" w:cs="Gentium"/>
-          <w:color w:val="000000"/>
-        </w:rPr>
-        <w:lastRenderedPageBreak/>
-        <w:t xml:space="preserve">found from which we may partake? Do the trees resemble the trees of this earth, and do heat and cold reside in Eden? Is there hunger and thirst for us? For those who reside there, is clothing necessary, or is all of this absent? Is there a human like structure for people to dwell in? From where do the four rivers that water the earth originate? </w:t>
+        <w:t xml:space="preserve">In Eden, is there food and drink for us, and are there many trees found from which we may partake? Do the trees resemble the trees of this earth, and do heat and cold reside in Eden? Is there hunger and thirst for us? For those who reside there, is clothing necessary, or is all of this absent? Is there a human like structure for people to dwell in? From where do the four rivers that water the earth originate? </w:t>
       </w:r>
       <w:r>
         <w:rPr>
@@ -12904,7 +13123,15 @@
           <w:rFonts w:ascii="Gentium" w:hAnsi="Gentium" w:cs="Gentium"/>
           <w:color w:val="000000"/>
         </w:rPr>
-        <w:t>Peter, the trees in Eden are angels, in another sense, it is us who reveal both the good and the bad. The Tree of Eden means us, Peter. The Tree of Life means me; I am also the Tree of Mercy. Beyond me, there is eternal life. My Father is the Tree of Righteousness, the Tree of Plan. I, too, am forgiveness and mercy. The Holy Spirit is also the Tree of Life.</w:t>
+        <w:t xml:space="preserve">Peter, the trees in Eden are angels, in another sense, it is us who reveal both the good and the bad. The Tree of Eden means us, Peter. </w:t>
+      </w:r>
+      <w:r>
+        <w:rPr>
+          <w:rFonts w:ascii="Gentium" w:hAnsi="Gentium" w:cs="Gentium"/>
+          <w:color w:val="000000"/>
+        </w:rPr>
+        <w:lastRenderedPageBreak/>
+        <w:t>The Tree of Life means me; I am also the Tree of Mercy. Beyond me, there is eternal life. My Father is the Tree of Righteousness, the Tree of Plan. I, too, am forgiveness and mercy. The Holy Spirit is also the Tree of Life.</w:t>
       </w:r>
     </w:p>
     <w:p>
@@ -12978,7 +13205,6 @@
           <w:color w:val="0070C0"/>
           <w:vertAlign w:val="superscript"/>
         </w:rPr>
-        <w:lastRenderedPageBreak/>
         <w:t>25</w:t>
       </w:r>
       <w:r>
@@ -13219,6 +13445,7 @@
           <w:color w:val="0070C0"/>
           <w:vertAlign w:val="superscript"/>
         </w:rPr>
+        <w:lastRenderedPageBreak/>
         <w:t>34</w:t>
       </w:r>
       <w:r>
@@ -13353,15 +13580,7 @@
           <w:rFonts w:ascii="Gentium" w:hAnsi="Gentium" w:cs="Gentium"/>
           <w:color w:val="000000"/>
         </w:rPr>
-        <w:t xml:space="preserve">Peter, behold, after I ascend </w:t>
-      </w:r>
-      <w:r>
-        <w:rPr>
-          <w:rFonts w:ascii="Gentium" w:hAnsi="Gentium" w:cs="Gentium"/>
-          <w:color w:val="000000"/>
-        </w:rPr>
-        <w:lastRenderedPageBreak/>
-        <w:t xml:space="preserve">to heaven, great tribulation will come upon my people. Due to the abundance of tribulation, my people will be scattered to the ends of the earth. They will be persecuted, they will be burned, their bodies will be mutilated. However, I will not forsake my people. I will show my power and authority upon them. </w:t>
+        <w:t xml:space="preserve">Peter, behold, after I ascend to heaven, great tribulation will come upon my people. Due to the abundance of tribulation, my people will be scattered to the ends of the earth. They will be persecuted, they will be burned, their bodies will be mutilated. However, I will not forsake my people. I will show my power and authority upon them. </w:t>
       </w:r>
       <w:r>
         <w:rPr>
@@ -13619,6 +13838,7 @@
           <w:color w:val="0070C0"/>
           <w:vertAlign w:val="superscript"/>
         </w:rPr>
+        <w:lastRenderedPageBreak/>
         <w:t>50</w:t>
       </w:r>
       <w:r>
@@ -13667,238 +13887,245 @@
           <w:color w:val="0070C0"/>
           <w:vertAlign w:val="superscript"/>
         </w:rPr>
+        <w:t>52</w:t>
+      </w:r>
+      <w:r>
+        <w:rPr>
+          <w:rFonts w:ascii="Gentium" w:hAnsi="Gentium" w:cs="Gentium"/>
+          <w:color w:val="0070C0"/>
+        </w:rPr>
+        <w:t> </w:t>
+      </w:r>
+      <w:r>
+        <w:rPr>
+          <w:rFonts w:ascii="Gentium" w:hAnsi="Gentium" w:cs="Gentium"/>
+          <w:color w:val="000000"/>
+        </w:rPr>
+        <w:t xml:space="preserve">The wickedness of people will surpass their goodness, and their transgressions will be greatly increased. The fruit of the wild trees will be corrupted, demons will dwell among people, false prophets will arise, and wild beasts will habitually consume human flesh. As the end times approach, the earth will be ravaged and divided. </w:t>
+      </w:r>
+      <w:r>
+        <w:rPr>
+          <w:rFonts w:ascii="Gentium" w:hAnsi="Gentium" w:cs="Gentium"/>
+          <w:b/>
+          <w:bCs/>
+          <w:color w:val="0070C0"/>
+          <w:vertAlign w:val="superscript"/>
+        </w:rPr>
+        <w:t>53</w:t>
+      </w:r>
+      <w:r>
+        <w:rPr>
+          <w:rFonts w:ascii="Gentium" w:hAnsi="Gentium" w:cs="Gentium"/>
+          <w:color w:val="0070C0"/>
+        </w:rPr>
+        <w:t> </w:t>
+      </w:r>
+      <w:r>
+        <w:rPr>
+          <w:rFonts w:ascii="Gentium" w:hAnsi="Gentium" w:cs="Gentium"/>
+          <w:color w:val="000000"/>
+        </w:rPr>
+        <w:t xml:space="preserve">After this, the staff of life and medicine will emerge (from Teman). Subsequently, these peoples will be scattered upon the mountains. Behold, a king will come from the east, and he will be the forthcoming event that will awaken the people from slumber: The instruments of war, the multitude of men across the battlefield, Will increase, and war will intensify. Like a mountain, it will be insurmountable, and the souls of people, like sheep and goats, will perish. </w:t>
+      </w:r>
+      <w:r>
+        <w:rPr>
+          <w:rFonts w:ascii="Gentium" w:hAnsi="Gentium" w:cs="Gentium"/>
+          <w:b/>
+          <w:bCs/>
+          <w:color w:val="0070C0"/>
+          <w:vertAlign w:val="superscript"/>
+        </w:rPr>
+        <w:t>54</w:t>
+      </w:r>
+      <w:r>
+        <w:rPr>
+          <w:rFonts w:ascii="Gentium" w:hAnsi="Gentium" w:cs="Gentium"/>
+          <w:color w:val="0070C0"/>
+        </w:rPr>
+        <w:t> </w:t>
+      </w:r>
+      <w:r>
+        <w:rPr>
+          <w:rFonts w:ascii="Gentium" w:hAnsi="Gentium" w:cs="Gentium"/>
+          <w:color w:val="000000"/>
+        </w:rPr>
+        <w:t xml:space="preserve">Crimes will increase; the shame of virgin women will be exposed. A father will strike his son, A son will strike his father, a servant will strike his master, a mother will strike her daughter, and a daughter will strike her mother. Servants will demonstrate rebellion against their superiors. The mistress will be overthrown, and her servant will become like the mistress. The youth will displace the elders and take the higher seat, while the elders will sit below. </w:t>
+      </w:r>
+      <w:r>
+        <w:rPr>
+          <w:rFonts w:ascii="Gentium" w:hAnsi="Gentium" w:cs="Gentium"/>
+          <w:b/>
+          <w:bCs/>
+          <w:color w:val="0070C0"/>
+          <w:vertAlign w:val="superscript"/>
+        </w:rPr>
+        <w:t>55</w:t>
+      </w:r>
+      <w:r>
+        <w:rPr>
+          <w:rFonts w:ascii="Gentium" w:hAnsi="Gentium" w:cs="Gentium"/>
+          <w:color w:val="0070C0"/>
+        </w:rPr>
+        <w:t> </w:t>
+      </w:r>
+      <w:r>
+        <w:rPr>
+          <w:rFonts w:ascii="Gentium" w:hAnsi="Gentium" w:cs="Gentium"/>
+          <w:color w:val="000000"/>
+        </w:rPr>
+        <w:t xml:space="preserve">I will deliver them to death, and dogs will devour them. The hosts of heaven will be disturbed, and the kings of the earth will fight amongst themselves. All the kings of the earth will flee before the king of Teman, unable to stand against him. However, the king of Teman will engage in battle with the mighty rulers of the world. </w:t>
+      </w:r>
+      <w:r>
+        <w:rPr>
+          <w:rFonts w:ascii="Gentium" w:hAnsi="Gentium" w:cs="Gentium"/>
+          <w:b/>
+          <w:bCs/>
+          <w:color w:val="0070C0"/>
+          <w:vertAlign w:val="superscript"/>
+        </w:rPr>
+        <w:t>56</w:t>
+      </w:r>
+      <w:r>
+        <w:rPr>
+          <w:rFonts w:ascii="Gentium" w:hAnsi="Gentium" w:cs="Gentium"/>
+          <w:color w:val="0070C0"/>
+        </w:rPr>
+        <w:t> </w:t>
+      </w:r>
+      <w:r>
+        <w:rPr>
+          <w:rFonts w:ascii="Gentium" w:hAnsi="Gentium" w:cs="Gentium"/>
+          <w:color w:val="000000"/>
+        </w:rPr>
+        <w:t xml:space="preserve">He will subjugate kings and demolish the house of idols. He will eradicate grief and sorrow and abolish subjugation. Peace and tranquillity will be established, and prosperity will increase. In all the land where prosperity abounds, difficult times will pass. However, people will still fear the possibility of a return to difficult times, living in anxiety and distress. From this will come fear and astonishment. It is an unprecedented event; the soul’s anguish intensifies due to the multitude of people’s fear. </w:t>
+      </w:r>
+      <w:r>
+        <w:rPr>
+          <w:rFonts w:ascii="Gentium" w:hAnsi="Gentium" w:cs="Gentium"/>
+          <w:b/>
+          <w:bCs/>
+          <w:color w:val="0070C0"/>
+          <w:vertAlign w:val="superscript"/>
+        </w:rPr>
+        <w:t>57</w:t>
+      </w:r>
+      <w:r>
+        <w:rPr>
+          <w:rFonts w:ascii="Gentium" w:hAnsi="Gentium" w:cs="Gentium"/>
+          <w:color w:val="0070C0"/>
+        </w:rPr>
+        <w:t> </w:t>
+      </w:r>
+      <w:r>
+        <w:rPr>
+          <w:rFonts w:ascii="Gentium" w:hAnsi="Gentium" w:cs="Gentium"/>
+          <w:color w:val="000000"/>
+        </w:rPr>
+        <w:t xml:space="preserve">War will arise, much blood will be shed, and the birds of the sky will feed on human corpses to their fill. Except for a few people, no one will survive. Those who escape death will ask one another, “From which nation are you?” Women will ask their friends, “From which tribe are you?” A father will protect his child, and a child will protect their father. </w:t>
+      </w:r>
+      <w:r>
+        <w:rPr>
+          <w:rFonts w:ascii="Gentium" w:hAnsi="Gentium" w:cs="Gentium"/>
+          <w:b/>
+          <w:bCs/>
+          <w:color w:val="0070C0"/>
+          <w:vertAlign w:val="superscript"/>
+        </w:rPr>
+        <w:t>58</w:t>
+      </w:r>
+      <w:r>
+        <w:rPr>
+          <w:rFonts w:ascii="Gentium" w:hAnsi="Gentium" w:cs="Gentium"/>
+          <w:color w:val="0070C0"/>
+        </w:rPr>
+        <w:t> </w:t>
+      </w:r>
+      <w:r>
+        <w:rPr>
+          <w:rFonts w:ascii="Gentium" w:hAnsi="Gentium" w:cs="Gentium"/>
+          <w:color w:val="000000"/>
+        </w:rPr>
+        <w:t xml:space="preserve">They will not recognise each other; a man will kill his neighbour. They will not know any other matter. They will seize the weak. They will tie each other’s necks with their own hair and iron chains. They will drag them to the river and kill them, but they will prevent them from drinking water. </w:t>
+      </w:r>
+      <w:r>
+        <w:rPr>
+          <w:rFonts w:ascii="Gentium" w:hAnsi="Gentium" w:cs="Gentium"/>
+          <w:b/>
+          <w:bCs/>
+          <w:color w:val="0070C0"/>
+          <w:vertAlign w:val="superscript"/>
+        </w:rPr>
+        <w:t>59</w:t>
+      </w:r>
+      <w:r>
+        <w:rPr>
+          <w:rFonts w:ascii="Gentium" w:hAnsi="Gentium" w:cs="Gentium"/>
+          <w:color w:val="0070C0"/>
+        </w:rPr>
+        <w:t> </w:t>
+      </w:r>
+      <w:r>
+        <w:rPr>
+          <w:rFonts w:ascii="Gentium" w:hAnsi="Gentium" w:cs="Gentium"/>
+          <w:color w:val="000000"/>
+        </w:rPr>
+        <w:t xml:space="preserve">Again, there will be great fear. The earth will quake three times in one day. The king of Teman will rise again. He will resemble a lamb, and he will have three horns on his head. </w:t>
+      </w:r>
+      <w:r>
+        <w:rPr>
+          <w:rFonts w:ascii="Gentium" w:hAnsi="Gentium" w:cs="Gentium"/>
+          <w:b/>
+          <w:bCs/>
+          <w:color w:val="0070C0"/>
+          <w:vertAlign w:val="superscript"/>
+        </w:rPr>
+        <w:t>60</w:t>
+      </w:r>
+      <w:r>
+        <w:rPr>
+          <w:rFonts w:ascii="Gentium" w:hAnsi="Gentium" w:cs="Gentium"/>
+          <w:color w:val="0070C0"/>
+        </w:rPr>
+        <w:t> </w:t>
+      </w:r>
+      <w:r>
+        <w:rPr>
+          <w:rFonts w:ascii="Gentium" w:hAnsi="Gentium" w:cs="Gentium"/>
+          <w:color w:val="000000"/>
+        </w:rPr>
+        <w:t xml:space="preserve">He will destroy all creation, and it will reach the land you have devoured, and in this land, he will do whatever he desires. From this, much destruction will occur, and he will return to his land, having exalted himself. He has forsaken the praise of the Creator and, by multiplying his counsel, has glorified himself and conceived evil. </w:t>
+      </w:r>
+      <w:r>
+        <w:rPr>
+          <w:rFonts w:ascii="Gentium" w:hAnsi="Gentium" w:cs="Gentium"/>
+          <w:b/>
+          <w:bCs/>
+          <w:color w:val="0070C0"/>
+          <w:vertAlign w:val="superscript"/>
+        </w:rPr>
+        <w:t>61</w:t>
+      </w:r>
+      <w:r>
+        <w:rPr>
+          <w:rFonts w:ascii="Gentium" w:hAnsi="Gentium" w:cs="Gentium"/>
+          <w:color w:val="0070C0"/>
+        </w:rPr>
+        <w:t> </w:t>
+      </w:r>
+      <w:r>
+        <w:rPr>
+          <w:rFonts w:ascii="Gentium" w:hAnsi="Gentium" w:cs="Gentium"/>
+          <w:color w:val="000000"/>
+        </w:rPr>
+        <w:t xml:space="preserve">Arising from his great pride, he says, “With my strength, I created the earth.” From this, he will be destroyed, and the one who will destroy him is the king of the East. I will destroy him, and I will make all the earth desolation. O Peter, following this, I will bring war, and I will make Egypt desolate, and </w:t>
+      </w:r>
+      <w:r>
+        <w:rPr>
+          <w:rFonts w:ascii="Gentium" w:hAnsi="Gentium" w:cs="Gentium"/>
+          <w:color w:val="000000"/>
+        </w:rPr>
         <w:lastRenderedPageBreak/>
-        <w:t>52</w:t>
-      </w:r>
-      <w:r>
-        <w:rPr>
-          <w:rFonts w:ascii="Gentium" w:hAnsi="Gentium" w:cs="Gentium"/>
-          <w:color w:val="0070C0"/>
-        </w:rPr>
-        <w:t> </w:t>
-      </w:r>
-      <w:r>
-        <w:rPr>
-          <w:rFonts w:ascii="Gentium" w:hAnsi="Gentium" w:cs="Gentium"/>
-          <w:color w:val="000000"/>
-        </w:rPr>
-        <w:t xml:space="preserve">The wickedness of people will surpass their goodness, and their transgressions will be greatly increased. The fruit of the wild trees will be corrupted, demons will dwell among people, false prophets will arise, and wild beasts will habitually consume human flesh. As the end times approach, the earth will be ravaged and divided. </w:t>
-      </w:r>
-      <w:r>
-        <w:rPr>
-          <w:rFonts w:ascii="Gentium" w:hAnsi="Gentium" w:cs="Gentium"/>
-          <w:b/>
-          <w:bCs/>
-          <w:color w:val="0070C0"/>
-          <w:vertAlign w:val="superscript"/>
-        </w:rPr>
-        <w:t>53</w:t>
-      </w:r>
-      <w:r>
-        <w:rPr>
-          <w:rFonts w:ascii="Gentium" w:hAnsi="Gentium" w:cs="Gentium"/>
-          <w:color w:val="0070C0"/>
-        </w:rPr>
-        <w:t> </w:t>
-      </w:r>
-      <w:r>
-        <w:rPr>
-          <w:rFonts w:ascii="Gentium" w:hAnsi="Gentium" w:cs="Gentium"/>
-          <w:color w:val="000000"/>
-        </w:rPr>
-        <w:t xml:space="preserve">After this, the staff of life and medicine will emerge (from Teman). Subsequently, these peoples will be scattered upon the mountains. Behold, a king will come from the east, and he will be the forthcoming event that will awaken the people from slumber: The instruments of war, the multitude of men across the battlefield, Will increase, and war will intensify. Like a mountain, it will be insurmountable, and the souls of people, like sheep and goats, will perish. </w:t>
-      </w:r>
-      <w:r>
-        <w:rPr>
-          <w:rFonts w:ascii="Gentium" w:hAnsi="Gentium" w:cs="Gentium"/>
-          <w:b/>
-          <w:bCs/>
-          <w:color w:val="0070C0"/>
-          <w:vertAlign w:val="superscript"/>
-        </w:rPr>
-        <w:t>54</w:t>
-      </w:r>
-      <w:r>
-        <w:rPr>
-          <w:rFonts w:ascii="Gentium" w:hAnsi="Gentium" w:cs="Gentium"/>
-          <w:color w:val="0070C0"/>
-        </w:rPr>
-        <w:t> </w:t>
-      </w:r>
-      <w:r>
-        <w:rPr>
-          <w:rFonts w:ascii="Gentium" w:hAnsi="Gentium" w:cs="Gentium"/>
-          <w:color w:val="000000"/>
-        </w:rPr>
-        <w:t xml:space="preserve">Crimes will increase; the shame of virgin women will be exposed. A father will strike his son, A son will strike his father, a servant will strike his master, a mother will strike her daughter, and a daughter will strike her mother. Servants will demonstrate rebellion against their superiors. The mistress will be overthrown, and her servant will become like the mistress. The youth will displace the elders and take the higher seat, while the elders will sit below. </w:t>
-      </w:r>
-      <w:r>
-        <w:rPr>
-          <w:rFonts w:ascii="Gentium" w:hAnsi="Gentium" w:cs="Gentium"/>
-          <w:b/>
-          <w:bCs/>
-          <w:color w:val="0070C0"/>
-          <w:vertAlign w:val="superscript"/>
-        </w:rPr>
-        <w:t>55</w:t>
-      </w:r>
-      <w:r>
-        <w:rPr>
-          <w:rFonts w:ascii="Gentium" w:hAnsi="Gentium" w:cs="Gentium"/>
-          <w:color w:val="0070C0"/>
-        </w:rPr>
-        <w:t> </w:t>
-      </w:r>
-      <w:r>
-        <w:rPr>
-          <w:rFonts w:ascii="Gentium" w:hAnsi="Gentium" w:cs="Gentium"/>
-          <w:color w:val="000000"/>
-        </w:rPr>
-        <w:t xml:space="preserve">I will deliver them to death, and dogs will devour them. The hosts of heaven will be disturbed, and the kings of the earth will fight amongst themselves. All the kings of the earth will flee before the king of Teman, unable to stand against him. However, the king of Teman will engage in battle with the mighty rulers of the world. </w:t>
-      </w:r>
-      <w:r>
-        <w:rPr>
-          <w:rFonts w:ascii="Gentium" w:hAnsi="Gentium" w:cs="Gentium"/>
-          <w:b/>
-          <w:bCs/>
-          <w:color w:val="0070C0"/>
-          <w:vertAlign w:val="superscript"/>
-        </w:rPr>
-        <w:t>56</w:t>
-      </w:r>
-      <w:r>
-        <w:rPr>
-          <w:rFonts w:ascii="Gentium" w:hAnsi="Gentium" w:cs="Gentium"/>
-          <w:color w:val="0070C0"/>
-        </w:rPr>
-        <w:t> </w:t>
-      </w:r>
-      <w:r>
-        <w:rPr>
-          <w:rFonts w:ascii="Gentium" w:hAnsi="Gentium" w:cs="Gentium"/>
-          <w:color w:val="000000"/>
-        </w:rPr>
-        <w:t xml:space="preserve">He will subjugate kings and demolish the house of idols. He will eradicate grief and sorrow and abolish subjugation. Peace and tranquillity will be established, and prosperity will increase. In all the land where prosperity abounds, difficult times will pass. However, people will still fear the possibility of a return to difficult times, living in anxiety and distress. From this will come fear and astonishment. It is an unprecedented event; the soul’s anguish intensifies due to the multitude of people’s fear. </w:t>
-      </w:r>
-      <w:r>
-        <w:rPr>
-          <w:rFonts w:ascii="Gentium" w:hAnsi="Gentium" w:cs="Gentium"/>
-          <w:b/>
-          <w:bCs/>
-          <w:color w:val="0070C0"/>
-          <w:vertAlign w:val="superscript"/>
-        </w:rPr>
-        <w:t>57</w:t>
-      </w:r>
-      <w:r>
-        <w:rPr>
-          <w:rFonts w:ascii="Gentium" w:hAnsi="Gentium" w:cs="Gentium"/>
-          <w:color w:val="0070C0"/>
-        </w:rPr>
-        <w:t> </w:t>
-      </w:r>
-      <w:r>
-        <w:rPr>
-          <w:rFonts w:ascii="Gentium" w:hAnsi="Gentium" w:cs="Gentium"/>
-          <w:color w:val="000000"/>
-        </w:rPr>
-        <w:t xml:space="preserve">War will arise, much blood will be shed, and the birds of the sky will feed on human corpses to their fill. Except for a few people, no one will survive. Those who escape death will ask one another, “From which nation are you?” Women will ask their friends, “From which tribe are you?” A father will protect his child, and a child will protect their father. </w:t>
-      </w:r>
-      <w:r>
-        <w:rPr>
-          <w:rFonts w:ascii="Gentium" w:hAnsi="Gentium" w:cs="Gentium"/>
-          <w:b/>
-          <w:bCs/>
-          <w:color w:val="0070C0"/>
-          <w:vertAlign w:val="superscript"/>
-        </w:rPr>
-        <w:t>58</w:t>
-      </w:r>
-      <w:r>
-        <w:rPr>
-          <w:rFonts w:ascii="Gentium" w:hAnsi="Gentium" w:cs="Gentium"/>
-          <w:color w:val="0070C0"/>
-        </w:rPr>
-        <w:t> </w:t>
-      </w:r>
-      <w:r>
-        <w:rPr>
-          <w:rFonts w:ascii="Gentium" w:hAnsi="Gentium" w:cs="Gentium"/>
-          <w:color w:val="000000"/>
-        </w:rPr>
-        <w:t xml:space="preserve">They will not recognise each other; a man will kill his neighbour. They will not know any other matter. They will seize the weak. They will tie each other’s necks with their own hair and iron chains. They will drag them to the river and kill them, but they will prevent them from drinking water. </w:t>
-      </w:r>
-      <w:r>
-        <w:rPr>
-          <w:rFonts w:ascii="Gentium" w:hAnsi="Gentium" w:cs="Gentium"/>
-          <w:b/>
-          <w:bCs/>
-          <w:color w:val="0070C0"/>
-          <w:vertAlign w:val="superscript"/>
-        </w:rPr>
-        <w:t>59</w:t>
-      </w:r>
-      <w:r>
-        <w:rPr>
-          <w:rFonts w:ascii="Gentium" w:hAnsi="Gentium" w:cs="Gentium"/>
-          <w:color w:val="0070C0"/>
-        </w:rPr>
-        <w:t> </w:t>
-      </w:r>
-      <w:r>
-        <w:rPr>
-          <w:rFonts w:ascii="Gentium" w:hAnsi="Gentium" w:cs="Gentium"/>
-          <w:color w:val="000000"/>
-        </w:rPr>
-        <w:t xml:space="preserve">Again, there will be great fear. The earth will quake three times in one day. The king of Teman will rise again. He will resemble a lamb, and he will have three horns on his head. </w:t>
-      </w:r>
-      <w:r>
-        <w:rPr>
-          <w:rFonts w:ascii="Gentium" w:hAnsi="Gentium" w:cs="Gentium"/>
-          <w:b/>
-          <w:bCs/>
-          <w:color w:val="0070C0"/>
-          <w:vertAlign w:val="superscript"/>
-        </w:rPr>
-        <w:t>60</w:t>
-      </w:r>
-      <w:r>
-        <w:rPr>
-          <w:rFonts w:ascii="Gentium" w:hAnsi="Gentium" w:cs="Gentium"/>
-          <w:color w:val="0070C0"/>
-        </w:rPr>
-        <w:t> </w:t>
-      </w:r>
-      <w:r>
-        <w:rPr>
-          <w:rFonts w:ascii="Gentium" w:hAnsi="Gentium" w:cs="Gentium"/>
-          <w:color w:val="000000"/>
-        </w:rPr>
-        <w:t xml:space="preserve">He will destroy all creation, and it will reach the land you have devoured, and in this land, he will do whatever he desires. From this, much destruction will occur, and he will return to his land, having exalted himself. He has forsaken the praise of the Creator and, by multiplying his counsel, has glorified himself and conceived evil. </w:t>
-      </w:r>
-      <w:r>
-        <w:rPr>
-          <w:rFonts w:ascii="Gentium" w:hAnsi="Gentium" w:cs="Gentium"/>
-          <w:b/>
-          <w:bCs/>
-          <w:color w:val="0070C0"/>
-          <w:vertAlign w:val="superscript"/>
-        </w:rPr>
-        <w:t>61</w:t>
-      </w:r>
-      <w:r>
-        <w:rPr>
-          <w:rFonts w:ascii="Gentium" w:hAnsi="Gentium" w:cs="Gentium"/>
-          <w:color w:val="0070C0"/>
-        </w:rPr>
-        <w:t> </w:t>
-      </w:r>
-      <w:r>
-        <w:rPr>
-          <w:rFonts w:ascii="Gentium" w:hAnsi="Gentium" w:cs="Gentium"/>
-          <w:color w:val="000000"/>
-        </w:rPr>
-        <w:t xml:space="preserve">Arising from his great pride, he says, “With my strength, I created the earth.” From this, he will be destroyed, and the one who will destroy him is the king of the East. I will destroy him, and I will make all the earth desolation. O Peter, following this, I will bring war, and I will make Egypt desolate, and I will demolish its walls. </w:t>
+        <w:t xml:space="preserve">I will demolish its walls. </w:t>
       </w:r>
       <w:r>
         <w:rPr>
@@ -13970,15 +14197,7 @@
           <w:rFonts w:ascii="Gentium" w:hAnsi="Gentium" w:cs="Gentium"/>
           <w:color w:val="000000"/>
         </w:rPr>
-        <w:t xml:space="preserve">The king of the East will come </w:t>
-      </w:r>
-      <w:r>
-        <w:rPr>
-          <w:rFonts w:ascii="Gentium" w:hAnsi="Gentium" w:cs="Gentium"/>
-          <w:color w:val="000000"/>
-        </w:rPr>
-        <w:lastRenderedPageBreak/>
-        <w:t>thereafter, and war will increase (among them). On Earth, the wind will blow. The plague of Egypt will follow the famine and will complete its course, bringing death to the descendants of Adam. People will perish from severe hunger. My wonders will be seen in the sky.</w:t>
+        <w:t>The king of the East will come thereafter, and war will increase (among them). On Earth, the wind will blow. The plague of Egypt will follow the famine and will complete its course, bringing death to the descendants of Adam. People will perish from severe hunger. My wonders will be seen in the sky.</w:t>
       </w:r>
     </w:p>
     <w:p>
@@ -14258,7 +14477,15 @@
           <w:rFonts w:ascii="Gentium" w:hAnsi="Gentium" w:cs="Gentium"/>
           <w:color w:val="000000"/>
         </w:rPr>
-        <w:t xml:space="preserve">Subsequently, a ruler called “Se” from their lineage will arise, killing the two kings and challenging their might. In this era, there will be exile and suffering. After him, a ruler known as “Wo” will reign, and after him, another called “Wa.” </w:t>
+        <w:t xml:space="preserve">Subsequently, a ruler called “Se” from their lineage will </w:t>
+      </w:r>
+      <w:r>
+        <w:rPr>
+          <w:rFonts w:ascii="Gentium" w:hAnsi="Gentium" w:cs="Gentium"/>
+          <w:color w:val="000000"/>
+        </w:rPr>
+        <w:lastRenderedPageBreak/>
+        <w:t xml:space="preserve">arise, killing the two kings and challenging their might. In this era, there will be exile and suffering. After him, a ruler known as “Wo” will reign, and after him, another called “Wa.” </w:t>
       </w:r>
       <w:r>
         <w:rPr>
@@ -14330,15 +14557,7 @@
           <w:rFonts w:ascii="Gentium" w:hAnsi="Gentium" w:cs="Gentium"/>
           <w:color w:val="000000"/>
         </w:rPr>
-        <w:t xml:space="preserve">Subsequently, the full </w:t>
-      </w:r>
-      <w:r>
-        <w:rPr>
-          <w:rFonts w:ascii="Gentium" w:hAnsi="Gentium" w:cs="Gentium"/>
-          <w:color w:val="000000"/>
-        </w:rPr>
-        <w:lastRenderedPageBreak/>
-        <w:t xml:space="preserve">name referred to as “A” is “Harkal.” He is described as one who is filled with rage against me, and intends to destroy our faith. He is portrayed as rising like the ancient, wicked devil, revealing an extremely detestable law. Because of this, due to King Hadi, I will unleash my wrath upon my people, striking them with my staff in my fury. </w:t>
+        <w:t xml:space="preserve">Subsequently, the full name referred to as “A” is “Harkal.” He is described as one who is filled with rage against me, and intends to destroy our faith. He is portrayed as rising like the ancient, wicked devil, revealing an extremely detestable law. Because of this, due to King Hadi, I will unleash my wrath upon my people, striking them with my staff in my fury. </w:t>
       </w:r>
       <w:r>
         <w:rPr>
@@ -14600,7 +14819,15 @@
           <w:rFonts w:ascii="Gentium" w:hAnsi="Gentium" w:cs="Gentium"/>
           <w:color w:val="000000"/>
         </w:rPr>
-        <w:t xml:space="preserve">His name will be known from generation to generation, from east to west. The kings of the earth will be blessed through him. He will judge with fairness and integrity, love righteousness, and hate rebellion. In his time, my miracles will be seen. Miracles will be seen in heaven and on earth. The cross will be revealed to all creation.” </w:t>
+        <w:t xml:space="preserve">His name will be known from </w:t>
+      </w:r>
+      <w:r>
+        <w:rPr>
+          <w:rFonts w:ascii="Gentium" w:hAnsi="Gentium" w:cs="Gentium"/>
+          <w:color w:val="000000"/>
+        </w:rPr>
+        <w:lastRenderedPageBreak/>
+        <w:t xml:space="preserve">generation to generation, from east to west. The kings of the earth will be blessed through him. He will judge with fairness and integrity, love righteousness, and hate rebellion. In his time, my miracles will be seen. Miracles will be seen in heaven and on earth. The cross will be revealed to all creation.” </w:t>
       </w:r>
       <w:r>
         <w:rPr>
@@ -14648,15 +14875,7 @@
           <w:rFonts w:ascii="Gentium" w:hAnsi="Gentium" w:cs="Gentium"/>
           <w:color w:val="000000"/>
         </w:rPr>
-        <w:t xml:space="preserve">Following him, “Ye, Wa” will reign, and after them, one called “Wa” will reign. He will be blessed and chosen, and his faith will be righteous and good. In his time, I will show many of my </w:t>
-      </w:r>
-      <w:r>
-        <w:rPr>
-          <w:rFonts w:ascii="Gentium" w:hAnsi="Gentium" w:cs="Gentium"/>
-          <w:color w:val="000000"/>
-        </w:rPr>
-        <w:lastRenderedPageBreak/>
-        <w:t xml:space="preserve">miracles and wondrous works, and I will show them to those who believe in me. </w:t>
+        <w:t xml:space="preserve">Following him, “Ye, Wa” will reign, and after them, one called “Wa” will reign. He will be blessed and chosen, and his faith will be righteous and good. In his time, I will show many of my miracles and wondrous works, and I will show them to those who believe in me. </w:t>
       </w:r>
       <w:r>
         <w:rPr>
@@ -14952,7 +15171,15 @@
           <w:rFonts w:ascii="Gentium" w:hAnsi="Gentium" w:cs="Gentium"/>
           <w:color w:val="000000"/>
         </w:rPr>
-        <w:t xml:space="preserve">The third shall resemble a leopard, and the highest shall resemble a lion. Among all the beasts, it shall be the most formidable. The one likened to an eagle is the king of Babylon. The one likened to a beast is the king of the children of Elam. The one likened to a leopard is the king of the Ionian Greeks. The one likened to a lion, and the fourth, who is above all, is the king of Rome, and he shall surpass all kings. </w:t>
+        <w:t xml:space="preserve">The third shall resemble a leopard, and </w:t>
+      </w:r>
+      <w:r>
+        <w:rPr>
+          <w:rFonts w:ascii="Gentium" w:hAnsi="Gentium" w:cs="Gentium"/>
+          <w:color w:val="000000"/>
+        </w:rPr>
+        <w:lastRenderedPageBreak/>
+        <w:t xml:space="preserve">the highest shall resemble a lion. Among all the beasts, it shall be the most formidable. The one likened to an eagle is the king of Babylon. The one likened to a beast is the king of the children of Elam. The one likened to a leopard is the king of the Ionian Greeks. The one likened to a lion, and the fourth, who is above all, is the king of Rome, and he shall surpass all kings. </w:t>
       </w:r>
       <w:r>
         <w:rPr>
@@ -15000,15 +15227,7 @@
           <w:rFonts w:ascii="Gentium" w:hAnsi="Gentium" w:cs="Gentium"/>
           <w:color w:val="000000"/>
         </w:rPr>
-        <w:t xml:space="preserve">However, the King of Rome shall remain until the time of my return forever. He will stay among the children of Eldios. Twelve kings will arise, and from these kings, true judgment will be executed with righteousness. After them, two weak kings </w:t>
-      </w:r>
-      <w:r>
-        <w:rPr>
-          <w:rFonts w:ascii="Gentium" w:hAnsi="Gentium" w:cs="Gentium"/>
-          <w:color w:val="000000"/>
-        </w:rPr>
-        <w:lastRenderedPageBreak/>
-        <w:t xml:space="preserve">will reign, their lifespan will be short, and both will perish in the midst of the earth. Following them, the kingdom of the four kings will be established firmly. </w:t>
+        <w:t xml:space="preserve">However, the King of Rome shall remain until the time of my return forever. He will stay among the children of Eldios. Twelve kings will arise, and from these kings, true judgment will be executed with righteousness. After them, two weak kings will reign, their lifespan will be short, and both will perish in the midst of the earth. Following them, the kingdom of the four kings will be established firmly. </w:t>
       </w:r>
       <w:r>
         <w:rPr>
